--- a/pgr_app/modelos/modelo_descritivo_setor.docx
+++ b/pgr_app/modelos/modelo_descritivo_setor.docx
@@ -50,7 +50,7 @@
                 <w:sz w:val="20"/>
                 <w:szCs w:val="20"/>
               </w:rPr>
-              <w:t>SETOR</w:t>
+              <w:t>GES</w:t>
             </w:r>
           </w:p>
         </w:tc>
